--- a/Retail_SQL_Project/Documentation/Technical Documentation.docx
+++ b/Retail_SQL_Project/Documentation/Technical Documentation.docx
@@ -86,15 +86,6 @@
           <w:szCs w:val="24"/>
         </w:rPr>
         <w:br/>
-        <w:t>Prepared By: Business Intelligence Analyst</w:t>
-      </w:r>
-      <w:r>
-        <w:rPr>
-          <w:rFonts w:ascii="Times New Roman" w:hAnsi="Times New Roman" w:cs="Times New Roman"/>
-          <w:sz w:val="24"/>
-          <w:szCs w:val="24"/>
-        </w:rPr>
-        <w:br/>
         <w:t>Date: 11 May, 2026</w:t>
       </w:r>
     </w:p>
@@ -671,7 +662,6 @@
           <w:sz w:val="24"/>
           <w:szCs w:val="24"/>
         </w:rPr>
-        <w:lastRenderedPageBreak/>
         <w:t>Entity relationship mapping will be used to maintain referential integrity and support analytical queries.</w:t>
       </w:r>
     </w:p>
@@ -1443,49 +1433,49 @@
           <w:sz w:val="24"/>
           <w:szCs w:val="24"/>
         </w:rPr>
+        <w:t>Shipment Delay Analysis</w:t>
+      </w:r>
+    </w:p>
+    <w:p>
+      <w:pPr>
+        <w:numPr>
+          <w:ilvl w:val="0"/>
+          <w:numId w:val="8"/>
+        </w:numPr>
+        <w:rPr>
+          <w:rFonts w:ascii="Times New Roman" w:hAnsi="Times New Roman" w:cs="Times New Roman"/>
+          <w:sz w:val="24"/>
+          <w:szCs w:val="24"/>
+        </w:rPr>
+      </w:pPr>
+      <w:r>
+        <w:rPr>
+          <w:rFonts w:ascii="Times New Roman" w:hAnsi="Times New Roman" w:cs="Times New Roman"/>
+          <w:sz w:val="24"/>
+          <w:szCs w:val="24"/>
+        </w:rPr>
+        <w:t>Supplier Performance</w:t>
+      </w:r>
+    </w:p>
+    <w:p>
+      <w:pPr>
+        <w:numPr>
+          <w:ilvl w:val="0"/>
+          <w:numId w:val="8"/>
+        </w:numPr>
+        <w:rPr>
+          <w:rFonts w:ascii="Times New Roman" w:hAnsi="Times New Roman" w:cs="Times New Roman"/>
+          <w:sz w:val="24"/>
+          <w:szCs w:val="24"/>
+        </w:rPr>
+      </w:pPr>
+      <w:r>
+        <w:rPr>
+          <w:rFonts w:ascii="Times New Roman" w:hAnsi="Times New Roman" w:cs="Times New Roman"/>
+          <w:sz w:val="24"/>
+          <w:szCs w:val="24"/>
+        </w:rPr>
         <w:lastRenderedPageBreak/>
-        <w:t>Shipment Delay Analysis</w:t>
-      </w:r>
-    </w:p>
-    <w:p>
-      <w:pPr>
-        <w:numPr>
-          <w:ilvl w:val="0"/>
-          <w:numId w:val="8"/>
-        </w:numPr>
-        <w:rPr>
-          <w:rFonts w:ascii="Times New Roman" w:hAnsi="Times New Roman" w:cs="Times New Roman"/>
-          <w:sz w:val="24"/>
-          <w:szCs w:val="24"/>
-        </w:rPr>
-      </w:pPr>
-      <w:r>
-        <w:rPr>
-          <w:rFonts w:ascii="Times New Roman" w:hAnsi="Times New Roman" w:cs="Times New Roman"/>
-          <w:sz w:val="24"/>
-          <w:szCs w:val="24"/>
-        </w:rPr>
-        <w:t>Supplier Performance</w:t>
-      </w:r>
-    </w:p>
-    <w:p>
-      <w:pPr>
-        <w:numPr>
-          <w:ilvl w:val="0"/>
-          <w:numId w:val="8"/>
-        </w:numPr>
-        <w:rPr>
-          <w:rFonts w:ascii="Times New Roman" w:hAnsi="Times New Roman" w:cs="Times New Roman"/>
-          <w:sz w:val="24"/>
-          <w:szCs w:val="24"/>
-        </w:rPr>
-      </w:pPr>
-      <w:r>
-        <w:rPr>
-          <w:rFonts w:ascii="Times New Roman" w:hAnsi="Times New Roman" w:cs="Times New Roman"/>
-          <w:sz w:val="24"/>
-          <w:szCs w:val="24"/>
-        </w:rPr>
         <w:t>Shipping Cost Evaluation</w:t>
       </w:r>
     </w:p>
@@ -1947,27 +1937,6 @@
           <w:szCs w:val="24"/>
         </w:rPr>
         <w:t>Business insight summary report</w:t>
-      </w:r>
-    </w:p>
-    <w:p>
-      <w:pPr>
-        <w:numPr>
-          <w:ilvl w:val="0"/>
-          <w:numId w:val="12"/>
-        </w:numPr>
-        <w:rPr>
-          <w:rFonts w:ascii="Times New Roman" w:hAnsi="Times New Roman" w:cs="Times New Roman"/>
-          <w:sz w:val="24"/>
-          <w:szCs w:val="24"/>
-        </w:rPr>
-      </w:pPr>
-      <w:r>
-        <w:rPr>
-          <w:rFonts w:ascii="Times New Roman" w:hAnsi="Times New Roman" w:cs="Times New Roman"/>
-          <w:sz w:val="24"/>
-          <w:szCs w:val="24"/>
-        </w:rPr>
-        <w:t>Documentation and project repository for portfolio presentation</w:t>
       </w:r>
     </w:p>
     <w:p>
@@ -4222,6 +4191,7 @@
   <w:style w:type="character" w:default="1" w:styleId="DefaultParagraphFont">
     <w:name w:val="Default Paragraph Font"/>
     <w:uiPriority w:val="1"/>
+    <w:semiHidden/>
     <w:unhideWhenUsed/>
   </w:style>
   <w:style w:type="table" w:default="1" w:styleId="TableNormal">
